--- a/templates/documents/CONTRATOS CIVILES/CONTRATOS BAJO FIRMA PRIVADA/COMERCIALES/ACTA DE LA ASAMBLEA GENERAL CONSTITUTIVA DE LA ASOCIACIÓN.docx
+++ b/templates/documents/CONTRATOS CIVILES/CONTRATOS BAJO FIRMA PRIVADA/COMERCIALES/ACTA DE LA ASAMBLEA GENERAL CONSTITUTIVA DE LA ASOCIACIÓN.docx
@@ -4,238 +4,613 @@
   <w:body>
     <w:p>
       <w:pPr>
+        <w:spacing w:after="0" w:line="240" w:lineRule="auto"/>
+        <w:jc w:val="center"/>
+        <w:rPr>
+          <w:rFonts w:ascii="Abadi" w:hAnsi="Abadi"/>
+        </w:rPr>
+      </w:pPr>
+      <w:r>
+        <w:rPr>
+          <w:rFonts w:ascii="Abadi" w:hAnsi="Abadi"/>
+        </w:rPr>
+        <w:t xml:space="preserve">ACTA DE LA ASAMBLEA GENERAL CONSTITUTIVA DE LA ASOCIACIÓN </w:t>
+      </w:r>
+    </w:p>
+    <w:p>
+      <w:pPr>
+        <w:spacing w:after="0" w:line="240" w:lineRule="auto"/>
+        <w:jc w:val="center"/>
+        <w:rPr>
+          <w:rFonts w:ascii="Abadi" w:hAnsi="Abadi"/>
+        </w:rPr>
+      </w:pPr>
+    </w:p>
+    <w:p>
+      <w:pPr>
+        <w:spacing w:after="0" w:line="240" w:lineRule="auto"/>
+        <w:jc w:val="center"/>
+        <w:rPr>
+          <w:rFonts w:ascii="Abadi" w:hAnsi="Abadi"/>
+        </w:rPr>
+      </w:pPr>
+      <w:r>
+        <w:rPr>
+          <w:rFonts w:ascii="Abadi" w:hAnsi="Abadi"/>
+        </w:rPr>
+        <w:t>{{NOMBRE_ASOCIACION}}</w:t>
+      </w:r>
+    </w:p>
+    <w:p>
+      <w:pPr>
+        <w:spacing w:after="0" w:line="240" w:lineRule="auto"/>
         <w:jc w:val="both"/>
-      </w:pPr>
-      <w:r>
-        <w:rPr>
-          <w:b/>
-          <w:bCs/>
-        </w:rPr>
-        <w:t>ACTA DE LA ASAMBLEA GENERAL CONSTITUTIVA DE LA ASOCIACIÓN [NOMBRE DE LA ASFL], INC.</w:t>
-      </w:r>
-    </w:p>
-    <w:p>
-      <w:pPr>
+        <w:rPr>
+          <w:rFonts w:ascii="Abadi" w:hAnsi="Abadi"/>
+        </w:rPr>
+      </w:pPr>
+    </w:p>
+    <w:p>
+      <w:pPr>
+        <w:spacing w:after="0" w:line="240" w:lineRule="auto"/>
         <w:jc w:val="both"/>
-      </w:pPr>
-      <w:r>
-        <w:t>En la ciudad de [Ciudad], República Dominicana, a los [Día] de [Mes] de [Año], siendo las [Hora], se reunieron en [Dirección], los señores: [Nombre 1], [Nombre 2], [Nombre 3], [Nombre 4], y [Nombre 5] [Incluir generales completas de los 5 miembros mínimo].</w:t>
-      </w:r>
-    </w:p>
-    <w:p>
-      <w:pPr>
+        <w:rPr>
+          <w:rFonts w:ascii="Abadi" w:hAnsi="Abadi"/>
+        </w:rPr>
+      </w:pPr>
+      <w:r>
+        <w:rPr>
+          <w:rFonts w:ascii="Abadi" w:hAnsi="Abadi"/>
+        </w:rPr>
+        <w:t>En la ciudad de {{CIUDAD_FIRMA}}, República Dominicana, a los {{DIA_TEXTO}} ({{DIA_NUMERO}}) días del mes de {{MES_TEXTO}} del año {{AÑO_TEXTO}} ({{AÑO_NUMERO}}), siendo las {{HORA_ASAMBLEA_TEXTO}}, se reunieron en {{DIRECCION_ASAMBLEA}}, los señores: {{NOMBRE_FUNDADOR_1}}, {{NOMBRE_FUNDADOR_2}}, {{NOMBRE_FUNDADOR_3}}, {{NOMBRE_FUNDADOR_4}} y {{NOMBRE_FUNDADOR_5}} de generales que constan en la lista de asistencia anexa.</w:t>
+      </w:r>
+    </w:p>
+    <w:p>
+      <w:pPr>
+        <w:spacing w:after="0" w:line="240" w:lineRule="auto"/>
         <w:jc w:val="both"/>
-      </w:pPr>
-      <w:r>
-        <w:rPr>
-          <w:b/>
-          <w:bCs/>
-        </w:rPr>
-        <w:t>QUÓRUM Y APERTURA:</w:t>
-      </w:r>
-      <w:r>
-        <w:t xml:space="preserve"> Se comprueba el quórum reglamentario con la presencia de la totalidad de los miembros fundadores. Se designa a [Nombre] como </w:t>
+        <w:rPr>
+          <w:rFonts w:ascii="Abadi" w:hAnsi="Abadi"/>
+        </w:rPr>
+      </w:pPr>
+    </w:p>
+    <w:p>
+      <w:pPr>
+        <w:spacing w:after="0" w:line="240" w:lineRule="auto"/>
+        <w:jc w:val="both"/>
+        <w:rPr>
+          <w:rFonts w:ascii="Abadi" w:hAnsi="Abadi"/>
+        </w:rPr>
+      </w:pPr>
+      <w:r>
+        <w:rPr>
+          <w:rFonts w:ascii="Abadi" w:hAnsi="Abadi"/>
+        </w:rPr>
+        <w:t xml:space="preserve">QUÓRUM Y APERTURA: Se comprueba el quórum reglamentario con la presencia de la totalidad de los miembros fundadores. Se designa a {{NOMBRE_FUNDADOR_1}} como </w:t>
       </w:r>
       <w:proofErr w:type="gramStart"/>
       <w:r>
+        <w:rPr>
+          <w:rFonts w:ascii="Abadi" w:hAnsi="Abadi"/>
+        </w:rPr>
         <w:t>Presidente</w:t>
       </w:r>
       <w:proofErr w:type="gramEnd"/>
       <w:r>
-        <w:t xml:space="preserve"> de la Asamblea y a [Nombre] como </w:t>
+        <w:rPr>
+          <w:rFonts w:ascii="Abadi" w:hAnsi="Abadi"/>
+        </w:rPr>
+        <w:t xml:space="preserve"> de la Asamblea y a {{NOMBRE_FUNDADOR_2}} como </w:t>
       </w:r>
       <w:proofErr w:type="gramStart"/>
       <w:r>
+        <w:rPr>
+          <w:rFonts w:ascii="Abadi" w:hAnsi="Abadi"/>
+        </w:rPr>
         <w:t>Secretario</w:t>
       </w:r>
       <w:proofErr w:type="gramEnd"/>
       <w:r>
+        <w:rPr>
+          <w:rFonts w:ascii="Abadi" w:hAnsi="Abadi"/>
+        </w:rPr>
         <w:t>.</w:t>
       </w:r>
     </w:p>
     <w:p>
       <w:pPr>
+        <w:spacing w:after="0" w:line="240" w:lineRule="auto"/>
         <w:jc w:val="both"/>
-      </w:pPr>
-      <w:r>
-        <w:rPr>
-          <w:b/>
-          <w:bCs/>
-        </w:rPr>
-        <w:t>RESOLUCIONES:</w:t>
-      </w:r>
-      <w:r>
+        <w:rPr>
+          <w:rFonts w:ascii="Abadi" w:hAnsi="Abadi"/>
+        </w:rPr>
+      </w:pPr>
+    </w:p>
+    <w:p>
+      <w:pPr>
+        <w:spacing w:after="0" w:line="240" w:lineRule="auto"/>
+        <w:jc w:val="center"/>
+        <w:rPr>
+          <w:rFonts w:ascii="Abadi" w:hAnsi="Abadi"/>
+          <w:lang w:val="it-IT"/>
+        </w:rPr>
+      </w:pPr>
+      <w:r>
+        <w:rPr>
+          <w:rFonts w:ascii="Abadi" w:hAnsi="Abadi"/>
+          <w:lang w:val="it-IT"/>
+        </w:rPr>
+        <w:t>R</w:t>
+      </w:r>
+      <w:r>
+        <w:rPr>
+          <w:rFonts w:ascii="Abadi" w:hAnsi="Abadi"/>
+          <w:lang w:val="it-IT"/>
+        </w:rPr>
         <w:t xml:space="preserve"> </w:t>
       </w:r>
       <w:r>
         <w:rPr>
-          <w:b/>
-          <w:bCs/>
-        </w:rPr>
-        <w:t>PRIMERA:</w:t>
-      </w:r>
-      <w:r>
-        <w:t xml:space="preserve"> Aprobar los Estatutos Sociales que regirán los destinos de </w:t>
-      </w:r>
-      <w:r>
-        <w:rPr>
-          <w:b/>
-          <w:bCs/>
-        </w:rPr>
-        <w:t>[NOMBRE DE LA ASFL], INC.</w:t>
-      </w:r>
-      <w:r>
-        <w:t xml:space="preserve">, cuyo objetivo principal es [Describir brevemente el fin altruista/social]. </w:t>
-      </w:r>
-      <w:r>
-        <w:rPr>
-          <w:b/>
-          <w:bCs/>
-        </w:rPr>
-        <w:t>SEGUNDA:</w:t>
-      </w:r>
-      <w:r>
-        <w:t xml:space="preserve"> Elegir la primera Junta Directiva por el período de [Años, usualmente 2], la cual queda conformada de la siguiente manera:</w:t>
-      </w:r>
-    </w:p>
-    <w:p>
-      <w:pPr>
-        <w:numPr>
-          <w:ilvl w:val="0"/>
-          <w:numId w:val="1"/>
-        </w:numPr>
+          <w:rFonts w:ascii="Abadi" w:hAnsi="Abadi"/>
+          <w:lang w:val="it-IT"/>
+        </w:rPr>
+        <w:t>E</w:t>
+      </w:r>
+      <w:r>
+        <w:rPr>
+          <w:rFonts w:ascii="Abadi" w:hAnsi="Abadi"/>
+          <w:lang w:val="it-IT"/>
+        </w:rPr>
+        <w:t xml:space="preserve"> </w:t>
+      </w:r>
+      <w:r>
+        <w:rPr>
+          <w:rFonts w:ascii="Abadi" w:hAnsi="Abadi"/>
+          <w:lang w:val="it-IT"/>
+        </w:rPr>
+        <w:t>S</w:t>
+      </w:r>
+      <w:r>
+        <w:rPr>
+          <w:rFonts w:ascii="Abadi" w:hAnsi="Abadi"/>
+          <w:lang w:val="it-IT"/>
+        </w:rPr>
+        <w:t xml:space="preserve"> </w:t>
+      </w:r>
+      <w:r>
+        <w:rPr>
+          <w:rFonts w:ascii="Abadi" w:hAnsi="Abadi"/>
+          <w:lang w:val="it-IT"/>
+        </w:rPr>
+        <w:t>O</w:t>
+      </w:r>
+      <w:r>
+        <w:rPr>
+          <w:rFonts w:ascii="Abadi" w:hAnsi="Abadi"/>
+          <w:lang w:val="it-IT"/>
+        </w:rPr>
+        <w:t xml:space="preserve"> </w:t>
+      </w:r>
+      <w:r>
+        <w:rPr>
+          <w:rFonts w:ascii="Abadi" w:hAnsi="Abadi"/>
+          <w:lang w:val="it-IT"/>
+        </w:rPr>
+        <w:t>L</w:t>
+      </w:r>
+      <w:r>
+        <w:rPr>
+          <w:rFonts w:ascii="Abadi" w:hAnsi="Abadi"/>
+          <w:lang w:val="it-IT"/>
+        </w:rPr>
+        <w:t xml:space="preserve"> </w:t>
+      </w:r>
+      <w:r>
+        <w:rPr>
+          <w:rFonts w:ascii="Abadi" w:hAnsi="Abadi"/>
+          <w:lang w:val="it-IT"/>
+        </w:rPr>
+        <w:t>U</w:t>
+      </w:r>
+      <w:r>
+        <w:rPr>
+          <w:rFonts w:ascii="Abadi" w:hAnsi="Abadi"/>
+          <w:lang w:val="it-IT"/>
+        </w:rPr>
+        <w:t xml:space="preserve"> </w:t>
+      </w:r>
+      <w:r>
+        <w:rPr>
+          <w:rFonts w:ascii="Abadi" w:hAnsi="Abadi"/>
+          <w:lang w:val="it-IT"/>
+        </w:rPr>
+        <w:t>C</w:t>
+      </w:r>
+      <w:r>
+        <w:rPr>
+          <w:rFonts w:ascii="Abadi" w:hAnsi="Abadi"/>
+          <w:lang w:val="it-IT"/>
+        </w:rPr>
+        <w:t xml:space="preserve"> </w:t>
+      </w:r>
+      <w:r>
+        <w:rPr>
+          <w:rFonts w:ascii="Abadi" w:hAnsi="Abadi"/>
+          <w:lang w:val="it-IT"/>
+        </w:rPr>
+        <w:t>I</w:t>
+      </w:r>
+      <w:r>
+        <w:rPr>
+          <w:rFonts w:ascii="Abadi" w:hAnsi="Abadi"/>
+          <w:lang w:val="it-IT"/>
+        </w:rPr>
+        <w:t xml:space="preserve"> </w:t>
+      </w:r>
+      <w:r>
+        <w:rPr>
+          <w:rFonts w:ascii="Abadi" w:hAnsi="Abadi"/>
+          <w:lang w:val="it-IT"/>
+        </w:rPr>
+        <w:t>O</w:t>
+      </w:r>
+      <w:r>
+        <w:rPr>
+          <w:rFonts w:ascii="Abadi" w:hAnsi="Abadi"/>
+          <w:lang w:val="it-IT"/>
+        </w:rPr>
+        <w:t xml:space="preserve"> </w:t>
+      </w:r>
+      <w:r>
+        <w:rPr>
+          <w:rFonts w:ascii="Abadi" w:hAnsi="Abadi"/>
+          <w:lang w:val="it-IT"/>
+        </w:rPr>
+        <w:t>N</w:t>
+      </w:r>
+      <w:r>
+        <w:rPr>
+          <w:rFonts w:ascii="Abadi" w:hAnsi="Abadi"/>
+          <w:lang w:val="it-IT"/>
+        </w:rPr>
+        <w:t xml:space="preserve"> </w:t>
+      </w:r>
+      <w:r>
+        <w:rPr>
+          <w:rFonts w:ascii="Abadi" w:hAnsi="Abadi"/>
+          <w:lang w:val="it-IT"/>
+        </w:rPr>
+        <w:t>E</w:t>
+      </w:r>
+      <w:r>
+        <w:rPr>
+          <w:rFonts w:ascii="Abadi" w:hAnsi="Abadi"/>
+          <w:lang w:val="it-IT"/>
+        </w:rPr>
+        <w:t xml:space="preserve"> </w:t>
+      </w:r>
+      <w:r>
+        <w:rPr>
+          <w:rFonts w:ascii="Abadi" w:hAnsi="Abadi"/>
+          <w:lang w:val="it-IT"/>
+        </w:rPr>
+        <w:t>S:</w:t>
+      </w:r>
+    </w:p>
+    <w:p>
+      <w:pPr>
+        <w:spacing w:after="0" w:line="240" w:lineRule="auto"/>
         <w:jc w:val="both"/>
-      </w:pPr>
-      <w:r>
-        <w:rPr>
-          <w:b/>
-          <w:bCs/>
-        </w:rPr>
-        <w:t>Presidente:</w:t>
-      </w:r>
-      <w:r>
-        <w:t xml:space="preserve"> [Nombre]</w:t>
-      </w:r>
-    </w:p>
-    <w:p>
-      <w:pPr>
-        <w:numPr>
-          <w:ilvl w:val="0"/>
-          <w:numId w:val="1"/>
-        </w:numPr>
+        <w:rPr>
+          <w:rFonts w:ascii="Abadi" w:hAnsi="Abadi"/>
+          <w:lang w:val="it-IT"/>
+        </w:rPr>
+      </w:pPr>
+    </w:p>
+    <w:p>
+      <w:pPr>
+        <w:spacing w:after="0" w:line="240" w:lineRule="auto"/>
         <w:jc w:val="both"/>
-      </w:pPr>
-      <w:r>
-        <w:rPr>
-          <w:b/>
-          <w:bCs/>
-        </w:rPr>
-        <w:t>Vicepresidente:</w:t>
-      </w:r>
-      <w:r>
-        <w:t xml:space="preserve"> [Nombre]</w:t>
-      </w:r>
-    </w:p>
-    <w:p>
-      <w:pPr>
-        <w:numPr>
-          <w:ilvl w:val="0"/>
-          <w:numId w:val="1"/>
-        </w:numPr>
+        <w:rPr>
+          <w:rFonts w:ascii="Abadi" w:hAnsi="Abadi"/>
+        </w:rPr>
+      </w:pPr>
+      <w:r>
+        <w:rPr>
+          <w:rFonts w:ascii="Abadi" w:hAnsi="Abadi"/>
+        </w:rPr>
+        <w:t>PRIMERA: Aprobar los Estatutos Sociales que regirán los destinos de {{NOMBRE_ASOCIACION}}, cuyo objetivo principal es {{PROPOSITO_ASOCIACION}}.</w:t>
+      </w:r>
+    </w:p>
+    <w:p>
+      <w:pPr>
+        <w:spacing w:after="0" w:line="240" w:lineRule="auto"/>
         <w:jc w:val="both"/>
-      </w:pPr>
-      <w:r>
-        <w:rPr>
-          <w:b/>
-          <w:bCs/>
-        </w:rPr>
-        <w:t>Secretario:</w:t>
-      </w:r>
-      <w:r>
-        <w:t xml:space="preserve"> [Nombre]</w:t>
-      </w:r>
-    </w:p>
-    <w:p>
-      <w:pPr>
-        <w:numPr>
-          <w:ilvl w:val="0"/>
-          <w:numId w:val="1"/>
-        </w:numPr>
+        <w:rPr>
+          <w:rFonts w:ascii="Abadi" w:hAnsi="Abadi"/>
+        </w:rPr>
+      </w:pPr>
+    </w:p>
+    <w:p>
+      <w:pPr>
+        <w:spacing w:after="0" w:line="240" w:lineRule="auto"/>
         <w:jc w:val="both"/>
-      </w:pPr>
-      <w:r>
-        <w:rPr>
-          <w:b/>
-          <w:bCs/>
-        </w:rPr>
-        <w:t>Tesorero:</w:t>
-      </w:r>
-      <w:r>
-        <w:t xml:space="preserve"> [Nombre]</w:t>
-      </w:r>
-    </w:p>
-    <w:p>
-      <w:pPr>
-        <w:numPr>
-          <w:ilvl w:val="0"/>
-          <w:numId w:val="1"/>
-        </w:numPr>
+        <w:rPr>
+          <w:rFonts w:ascii="Abadi" w:hAnsi="Abadi"/>
+        </w:rPr>
+      </w:pPr>
+      <w:r>
+        <w:rPr>
+          <w:rFonts w:ascii="Abadi" w:hAnsi="Abadi"/>
+        </w:rPr>
+        <w:t>SEGUNDA: Elegir la primera Junta Directiva por el período de {{DURACION_DIRECTIVA}}, la cual queda conformada de la siguiente manera:</w:t>
+      </w:r>
+    </w:p>
+    <w:p>
+      <w:pPr>
+        <w:spacing w:after="0" w:line="240" w:lineRule="auto"/>
         <w:jc w:val="both"/>
-      </w:pPr>
-      <w:r>
-        <w:rPr>
-          <w:b/>
-          <w:bCs/>
-        </w:rPr>
-        <w:t>Vocal:</w:t>
-      </w:r>
-      <w:r>
-        <w:t xml:space="preserve"> [Nombre] </w:t>
-      </w:r>
-      <w:r>
-        <w:rPr>
-          <w:b/>
-          <w:bCs/>
-        </w:rPr>
-        <w:t>TERCERA:</w:t>
-      </w:r>
-      <w:r>
-        <w:t xml:space="preserve"> Otorgar poder especial y mandato a [Nombre del Gestor/Abogado] para que solicite la Incorporación y el Registro de la Asociación ante la Procuraduría General de la República (o Procuraduría de la Corte de Apelación correspondiente) y posteriormente ante la DGII.</w:t>
-      </w:r>
-    </w:p>
-    <w:p>
-      <w:pPr>
+        <w:rPr>
+          <w:rFonts w:ascii="Abadi" w:hAnsi="Abadi"/>
+        </w:rPr>
+      </w:pPr>
+    </w:p>
+    <w:p>
+      <w:pPr>
+        <w:spacing w:after="0" w:line="240" w:lineRule="auto"/>
         <w:jc w:val="both"/>
-      </w:pPr>
-      <w:r>
+        <w:rPr>
+          <w:rFonts w:ascii="Abadi" w:hAnsi="Abadi"/>
+        </w:rPr>
+      </w:pPr>
+      <w:r>
+        <w:rPr>
+          <w:rFonts w:ascii="Abadi" w:hAnsi="Abadi"/>
+        </w:rPr>
+        <w:t>Presidente: {{NOMBRE_PRESIDENTE_DIRECTIVA}}</w:t>
+      </w:r>
+    </w:p>
+    <w:p>
+      <w:pPr>
+        <w:spacing w:after="0" w:line="240" w:lineRule="auto"/>
+        <w:jc w:val="both"/>
+        <w:rPr>
+          <w:rFonts w:ascii="Abadi" w:hAnsi="Abadi"/>
+        </w:rPr>
+      </w:pPr>
+      <w:r>
+        <w:rPr>
+          <w:rFonts w:ascii="Abadi" w:hAnsi="Abadi"/>
+        </w:rPr>
+        <w:t>Vicepresidente: {{NOMBRE_VICEPRESIDENTE_DIRECTIVA}}</w:t>
+      </w:r>
+    </w:p>
+    <w:p>
+      <w:pPr>
+        <w:spacing w:after="0" w:line="240" w:lineRule="auto"/>
+        <w:jc w:val="both"/>
+        <w:rPr>
+          <w:rFonts w:ascii="Abadi" w:hAnsi="Abadi"/>
+        </w:rPr>
+      </w:pPr>
+      <w:r>
+        <w:rPr>
+          <w:rFonts w:ascii="Abadi" w:hAnsi="Abadi"/>
+        </w:rPr>
+        <w:t>Secretario: {{NOMBRE_SECRETARIO_DIRECTIVA}}</w:t>
+      </w:r>
+    </w:p>
+    <w:p>
+      <w:pPr>
+        <w:spacing w:after="0" w:line="240" w:lineRule="auto"/>
+        <w:jc w:val="both"/>
+        <w:rPr>
+          <w:rFonts w:ascii="Abadi" w:hAnsi="Abadi"/>
+        </w:rPr>
+      </w:pPr>
+      <w:r>
+        <w:rPr>
+          <w:rFonts w:ascii="Abadi" w:hAnsi="Abadi"/>
+        </w:rPr>
+        <w:t>Tesorero: {{NOMBRE_TESORERO_DIRECTIVA}}</w:t>
+      </w:r>
+    </w:p>
+    <w:p>
+      <w:pPr>
+        <w:spacing w:after="0" w:line="240" w:lineRule="auto"/>
+        <w:jc w:val="both"/>
+        <w:rPr>
+          <w:rFonts w:ascii="Abadi" w:hAnsi="Abadi"/>
+        </w:rPr>
+      </w:pPr>
+      <w:r>
+        <w:rPr>
+          <w:rFonts w:ascii="Abadi" w:hAnsi="Abadi"/>
+        </w:rPr>
+        <w:t xml:space="preserve">Vocal: {{NOMBRE_VOCAL_DIRECTIVA}} </w:t>
+      </w:r>
+    </w:p>
+    <w:p>
+      <w:pPr>
+        <w:spacing w:after="0" w:line="240" w:lineRule="auto"/>
+        <w:jc w:val="both"/>
+        <w:rPr>
+          <w:rFonts w:ascii="Abadi" w:hAnsi="Abadi"/>
+        </w:rPr>
+      </w:pPr>
+    </w:p>
+    <w:p>
+      <w:pPr>
+        <w:spacing w:after="0" w:line="240" w:lineRule="auto"/>
+        <w:jc w:val="both"/>
+        <w:rPr>
+          <w:rFonts w:ascii="Abadi" w:hAnsi="Abadi"/>
+        </w:rPr>
+      </w:pPr>
+      <w:r>
+        <w:rPr>
+          <w:rFonts w:ascii="Abadi" w:hAnsi="Abadi"/>
+        </w:rPr>
+        <w:t>TERCERA: Otorgar poder especial y mandato a {{NOMBRE_ABOGADO_GESTOR}} para que solicite la Incorporación y el Registro de la Asociación ante la Procuraduría General de la República (o Procuraduría de la Corte de Apelación correspondiente) y posteriormente ante la DGII.</w:t>
+      </w:r>
+    </w:p>
+    <w:p>
+      <w:pPr>
+        <w:spacing w:after="0" w:line="240" w:lineRule="auto"/>
+        <w:jc w:val="both"/>
+        <w:rPr>
+          <w:rFonts w:ascii="Abadi" w:hAnsi="Abadi"/>
+        </w:rPr>
+      </w:pPr>
+    </w:p>
+    <w:p>
+      <w:pPr>
+        <w:spacing w:after="0" w:line="240" w:lineRule="auto"/>
+        <w:jc w:val="both"/>
+        <w:rPr>
+          <w:rFonts w:ascii="Abadi" w:hAnsi="Abadi"/>
+        </w:rPr>
+      </w:pPr>
+      <w:r>
+        <w:rPr>
+          <w:rFonts w:ascii="Abadi" w:hAnsi="Abadi"/>
+        </w:rPr>
         <w:t>Firmado por todos los miembros fundadores:</w:t>
       </w:r>
     </w:p>
     <w:p>
       <w:pPr>
+        <w:spacing w:after="0" w:line="240" w:lineRule="auto"/>
+        <w:jc w:val="center"/>
+        <w:rPr>
+          <w:rFonts w:ascii="Abadi" w:hAnsi="Abadi"/>
+        </w:rPr>
+      </w:pPr>
+    </w:p>
+    <w:p>
+      <w:pPr>
+        <w:spacing w:after="0" w:line="240" w:lineRule="auto"/>
+        <w:jc w:val="center"/>
+        <w:rPr>
+          <w:rFonts w:ascii="Abadi" w:hAnsi="Abadi"/>
+        </w:rPr>
+      </w:pPr>
+      <w:r>
+        <w:rPr>
+          <w:rFonts w:ascii="Abadi" w:hAnsi="Abadi"/>
+        </w:rPr>
+        <w:t xml:space="preserve">{{NOMBRE_FUNDADOR_1}} </w:t>
+      </w:r>
+      <w:r>
+        <w:rPr>
+          <w:rFonts w:ascii="Abadi" w:hAnsi="Abadi"/>
+        </w:rPr>
+        <w:tab/>
+      </w:r>
+      <w:r>
+        <w:rPr>
+          <w:rFonts w:ascii="Abadi" w:hAnsi="Abadi"/>
+        </w:rPr>
+        <w:tab/>
+      </w:r>
+      <w:r>
+        <w:rPr>
+          <w:rFonts w:ascii="Abadi" w:hAnsi="Abadi"/>
+        </w:rPr>
+        <w:t xml:space="preserve">{{NOMBRE_FUNDADOR_2}} </w:t>
+      </w:r>
+    </w:p>
+    <w:p>
+      <w:pPr>
+        <w:spacing w:after="0" w:line="240" w:lineRule="auto"/>
+        <w:jc w:val="center"/>
+        <w:rPr>
+          <w:rFonts w:ascii="Abadi" w:hAnsi="Abadi"/>
+        </w:rPr>
+      </w:pPr>
+    </w:p>
+    <w:p>
+      <w:pPr>
+        <w:spacing w:after="0" w:line="240" w:lineRule="auto"/>
+        <w:jc w:val="center"/>
+        <w:rPr>
+          <w:rFonts w:ascii="Abadi" w:hAnsi="Abadi"/>
+        </w:rPr>
+      </w:pPr>
+    </w:p>
+    <w:p>
+      <w:pPr>
+        <w:spacing w:after="0" w:line="240" w:lineRule="auto"/>
+        <w:jc w:val="center"/>
+        <w:rPr>
+          <w:rFonts w:ascii="Abadi" w:hAnsi="Abadi"/>
+        </w:rPr>
+      </w:pPr>
+      <w:r>
+        <w:rPr>
+          <w:rFonts w:ascii="Abadi" w:hAnsi="Abadi"/>
+        </w:rPr>
+        <w:t>{{NOMBRE_FUNDADOR_3}}</w:t>
+      </w:r>
+      <w:r>
+        <w:rPr>
+          <w:rFonts w:ascii="Abadi" w:hAnsi="Abadi"/>
+        </w:rPr>
+        <w:tab/>
+      </w:r>
+      <w:r>
+        <w:rPr>
+          <w:rFonts w:ascii="Abadi" w:hAnsi="Abadi"/>
+        </w:rPr>
+        <w:tab/>
+      </w:r>
+      <w:r>
+        <w:rPr>
+          <w:rFonts w:ascii="Abadi" w:hAnsi="Abadi"/>
+        </w:rPr>
+        <w:t xml:space="preserve">{{NOMBRE_FUNDADOR_4}} </w:t>
+      </w:r>
+    </w:p>
+    <w:p>
+      <w:pPr>
+        <w:spacing w:after="0" w:line="240" w:lineRule="auto"/>
+        <w:jc w:val="center"/>
+        <w:rPr>
+          <w:rFonts w:ascii="Abadi" w:hAnsi="Abadi"/>
+        </w:rPr>
+      </w:pPr>
+    </w:p>
+    <w:p>
+      <w:pPr>
+        <w:spacing w:after="0" w:line="240" w:lineRule="auto"/>
+        <w:jc w:val="center"/>
+        <w:rPr>
+          <w:rFonts w:ascii="Abadi" w:hAnsi="Abadi"/>
+        </w:rPr>
+      </w:pPr>
+    </w:p>
+    <w:p>
+      <w:pPr>
+        <w:spacing w:after="0" w:line="240" w:lineRule="auto"/>
+        <w:jc w:val="center"/>
+        <w:rPr>
+          <w:rFonts w:ascii="Abadi" w:hAnsi="Abadi"/>
+        </w:rPr>
+      </w:pPr>
+      <w:r>
+        <w:rPr>
+          <w:rFonts w:ascii="Abadi" w:hAnsi="Abadi"/>
+        </w:rPr>
+        <w:t>{{NOMBRE_FUNDADOR_5}}</w:t>
+      </w:r>
+    </w:p>
+    <w:p>
+      <w:pPr>
+        <w:spacing w:after="0" w:line="240" w:lineRule="auto"/>
         <w:jc w:val="both"/>
-      </w:pPr>
-      <w:r>
-        <w:pict w14:anchorId="0ABFC0C5">
-          <v:rect id="_x0000_i1031" style="width:0;height:1.5pt" o:hralign="center" o:hrstd="t" o:hr="t" fillcolor="#a0a0a0" stroked="f"/>
-        </w:pict>
-      </w:r>
-    </w:p>
-    <w:p>
-      <w:pPr>
-        <w:jc w:val="both"/>
-      </w:pPr>
-      <w:r>
-        <w:rPr>
-          <w:b/>
-          <w:bCs/>
-        </w:rPr>
-        <w:t>[Firmas de los 5+ Miembros Fundadores]</w:t>
-      </w:r>
-    </w:p>
-    <w:p>
-      <w:pPr>
-        <w:jc w:val="both"/>
+        <w:rPr>
+          <w:rFonts w:ascii="Abadi" w:hAnsi="Abadi"/>
+        </w:rPr>
       </w:pPr>
     </w:p>
     <w:sectPr>
